--- a/Participants/4_Shared_Toolkit/Templates/Findings_Memo.docx
+++ b/Participants/4_Shared_Toolkit/Templates/Findings_Memo.docx
@@ -5,6 +5,7 @@
     <w:p>
       <w:r>
         <w:rPr>
+          <w:rFonts w:ascii="Lexend" w:hAnsi="Lexend" w:eastAsia="Lexend" w:cs="Lexend"/>
           <w:b/>
           <w:color w:val="007A87"/>
           <w:sz w:val="24"/>
@@ -18,6 +19,7 @@
       </w:pPr>
       <w:r>
         <w:rPr>
+          <w:rFonts w:ascii="Lexend" w:hAnsi="Lexend" w:eastAsia="Lexend" w:cs="Lexend"/>
           <w:b/>
           <w:color w:val="1B2A4A"/>
           <w:sz w:val="48"/>
@@ -28,6 +30,7 @@
     <w:p>
       <w:r>
         <w:rPr>
+          <w:rFonts w:ascii="Nunito" w:hAnsi="Nunito" w:eastAsia="Nunito" w:cs="Nunito"/>
           <w:i/>
           <w:color w:val="666666"/>
           <w:sz w:val="24"/>
@@ -52,6 +55,7 @@
           <w:p>
             <w:r>
               <w:rPr>
+                <w:rFonts w:ascii="Nunito" w:hAnsi="Nunito" w:eastAsia="Nunito" w:cs="Nunito"/>
                 <w:b/>
                 <w:color w:val="1B2A4A"/>
                 <w:sz w:val="20"/>
@@ -67,6 +71,7 @@
           <w:p>
             <w:r>
               <w:rPr>
+                <w:rFonts w:ascii="Nunito" w:hAnsi="Nunito" w:eastAsia="Nunito" w:cs="Nunito"/>
                 <w:color w:val="222222"/>
                 <w:sz w:val="20"/>
               </w:rPr>
@@ -83,6 +88,7 @@
           <w:p>
             <w:r>
               <w:rPr>
+                <w:rFonts w:ascii="Nunito" w:hAnsi="Nunito" w:eastAsia="Nunito" w:cs="Nunito"/>
                 <w:b/>
                 <w:color w:val="1B2A4A"/>
                 <w:sz w:val="20"/>
@@ -98,6 +104,7 @@
           <w:p>
             <w:r>
               <w:rPr>
+                <w:rFonts w:ascii="Nunito" w:hAnsi="Nunito" w:eastAsia="Nunito" w:cs="Nunito"/>
                 <w:color w:val="222222"/>
                 <w:sz w:val="20"/>
               </w:rPr>
@@ -114,6 +121,7 @@
           <w:p>
             <w:r>
               <w:rPr>
+                <w:rFonts w:ascii="Nunito" w:hAnsi="Nunito" w:eastAsia="Nunito" w:cs="Nunito"/>
                 <w:b/>
                 <w:color w:val="1B2A4A"/>
                 <w:sz w:val="20"/>
@@ -129,10 +137,11 @@
           <w:p>
             <w:r>
               <w:rPr>
+                <w:rFonts w:ascii="Nunito" w:hAnsi="Nunito" w:eastAsia="Nunito" w:cs="Nunito"/>
                 <w:color w:val="222222"/>
                 <w:sz w:val="20"/>
               </w:rPr>
-              <w:t>2.0 | July 2026</w:t>
+              <w:t>3.0 | July 2026</w:t>
             </w:r>
           </w:p>
         </w:tc>
@@ -152,7 +161,7 @@
       </w:pPr>
       <w:r>
         <w:rPr>
-          <w:rFonts w:ascii="Calibri" w:hAnsi="Calibri"/>
+          <w:rFonts w:ascii="Nunito" w:hAnsi="Nunito" w:eastAsia="Nunito" w:cs="Nunito"/>
           <w:b w:val="0"/>
           <w:i w:val="0"/>
           <w:color w:val="222222"/>
@@ -178,6 +187,7 @@
           <w:p>
             <w:r>
               <w:rPr>
+                <w:rFonts w:ascii="Nunito" w:hAnsi="Nunito" w:eastAsia="Nunito" w:cs="Nunito"/>
                 <w:b/>
                 <w:color w:val="1B2A4A"/>
                 <w:sz w:val="20"/>
@@ -193,6 +203,7 @@
           <w:p>
             <w:r>
               <w:rPr>
+                <w:rFonts w:ascii="Nunito" w:hAnsi="Nunito" w:eastAsia="Nunito" w:cs="Nunito"/>
                 <w:color w:val="222222"/>
                 <w:sz w:val="20"/>
               </w:rPr>
@@ -208,6 +219,7 @@
           <w:p>
             <w:r>
               <w:rPr>
+                <w:rFonts w:ascii="Nunito" w:hAnsi="Nunito" w:eastAsia="Nunito" w:cs="Nunito"/>
                 <w:b/>
                 <w:color w:val="1B2A4A"/>
                 <w:sz w:val="20"/>
@@ -223,6 +235,7 @@
           <w:p>
             <w:r>
               <w:rPr>
+                <w:rFonts w:ascii="Nunito" w:hAnsi="Nunito" w:eastAsia="Nunito" w:cs="Nunito"/>
                 <w:color w:val="222222"/>
                 <w:sz w:val="20"/>
               </w:rPr>
@@ -238,6 +251,7 @@
           <w:p>
             <w:r>
               <w:rPr>
+                <w:rFonts w:ascii="Nunito" w:hAnsi="Nunito" w:eastAsia="Nunito" w:cs="Nunito"/>
                 <w:b/>
                 <w:color w:val="1B2A4A"/>
                 <w:sz w:val="20"/>
@@ -253,6 +267,7 @@
           <w:p>
             <w:r>
               <w:rPr>
+                <w:rFonts w:ascii="Nunito" w:hAnsi="Nunito" w:eastAsia="Nunito" w:cs="Nunito"/>
                 <w:color w:val="222222"/>
                 <w:sz w:val="20"/>
               </w:rPr>
@@ -268,6 +283,7 @@
           <w:p>
             <w:r>
               <w:rPr>
+                <w:rFonts w:ascii="Nunito" w:hAnsi="Nunito" w:eastAsia="Nunito" w:cs="Nunito"/>
                 <w:b/>
                 <w:color w:val="1B2A4A"/>
                 <w:sz w:val="20"/>
@@ -283,6 +299,7 @@
           <w:p>
             <w:r>
               <w:rPr>
+                <w:rFonts w:ascii="Nunito" w:hAnsi="Nunito" w:eastAsia="Nunito" w:cs="Nunito"/>
                 <w:color w:val="222222"/>
                 <w:sz w:val="20"/>
               </w:rPr>
@@ -298,7 +315,7 @@
       </w:pPr>
       <w:r>
         <w:rPr>
-          <w:rFonts w:ascii="Calibri" w:hAnsi="Calibri"/>
+          <w:rFonts w:ascii="Lexend" w:hAnsi="Lexend" w:eastAsia="Lexend" w:cs="Lexend"/>
           <w:color w:val="1B2A4A"/>
         </w:rPr>
         <w:t>1. Question restated</w:t>
@@ -310,7 +327,7 @@
       </w:pPr>
       <w:r>
         <w:rPr>
-          <w:rFonts w:ascii="Calibri" w:hAnsi="Calibri"/>
+          <w:rFonts w:ascii="Nunito" w:hAnsi="Nunito" w:eastAsia="Nunito" w:cs="Nunito"/>
           <w:b w:val="0"/>
           <w:i w:val="0"/>
           <w:color w:val="222222"/>
@@ -325,7 +342,7 @@
       </w:pPr>
       <w:r>
         <w:rPr>
-          <w:rFonts w:ascii="Calibri" w:hAnsi="Calibri"/>
+          <w:rFonts w:ascii="Lexend" w:hAnsi="Lexend" w:eastAsia="Lexend" w:cs="Lexend"/>
           <w:color w:val="1B2A4A"/>
         </w:rPr>
         <w:t>2. Method (brief)</w:t>
@@ -337,7 +354,7 @@
       </w:pPr>
       <w:r>
         <w:rPr>
-          <w:rFonts w:ascii="Calibri" w:hAnsi="Calibri"/>
+          <w:rFonts w:ascii="Nunito" w:hAnsi="Nunito" w:eastAsia="Nunito" w:cs="Nunito"/>
           <w:b w:val="0"/>
           <w:i w:val="0"/>
           <w:color w:val="222222"/>
@@ -352,7 +369,7 @@
       </w:pPr>
       <w:r>
         <w:rPr>
-          <w:rFonts w:ascii="Calibri" w:hAnsi="Calibri"/>
+          <w:rFonts w:ascii="Nunito" w:hAnsi="Nunito" w:eastAsia="Nunito" w:cs="Nunito"/>
           <w:b w:val="0"/>
           <w:i w:val="0"/>
           <w:color w:val="222222"/>
@@ -367,7 +384,7 @@
       </w:pPr>
       <w:r>
         <w:rPr>
-          <w:rFonts w:ascii="Calibri" w:hAnsi="Calibri"/>
+          <w:rFonts w:ascii="Lexend" w:hAnsi="Lexend" w:eastAsia="Lexend" w:cs="Lexend"/>
           <w:color w:val="1B2A4A"/>
         </w:rPr>
         <w:t>3. Finding in plain language</w:t>
@@ -379,7 +396,7 @@
       </w:pPr>
       <w:r>
         <w:rPr>
-          <w:rFonts w:ascii="Calibri" w:hAnsi="Calibri"/>
+          <w:rFonts w:ascii="Nunito" w:hAnsi="Nunito" w:eastAsia="Nunito" w:cs="Nunito"/>
           <w:b w:val="0"/>
           <w:i w:val="0"/>
           <w:color w:val="222222"/>
@@ -394,7 +411,7 @@
       </w:pPr>
       <w:r>
         <w:rPr>
-          <w:rFonts w:ascii="Calibri" w:hAnsi="Calibri"/>
+          <w:rFonts w:ascii="Lexend" w:hAnsi="Lexend" w:eastAsia="Lexend" w:cs="Lexend"/>
           <w:color w:val="1B2A4A"/>
         </w:rPr>
         <w:t>4. Definitions used</w:t>
@@ -406,7 +423,7 @@
       </w:pPr>
       <w:r>
         <w:rPr>
-          <w:rFonts w:ascii="Calibri" w:hAnsi="Calibri"/>
+          <w:rFonts w:ascii="Nunito" w:hAnsi="Nunito" w:eastAsia="Nunito" w:cs="Nunito"/>
           <w:b w:val="0"/>
           <w:i w:val="0"/>
           <w:color w:val="222222"/>
@@ -421,7 +438,7 @@
       </w:pPr>
       <w:r>
         <w:rPr>
-          <w:rFonts w:ascii="Calibri" w:hAnsi="Calibri"/>
+          <w:rFonts w:ascii="Nunito" w:hAnsi="Nunito" w:eastAsia="Nunito" w:cs="Nunito"/>
           <w:b w:val="0"/>
           <w:i w:val="0"/>
           <w:color w:val="222222"/>
@@ -436,7 +453,7 @@
       </w:pPr>
       <w:r>
         <w:rPr>
-          <w:rFonts w:ascii="Calibri" w:hAnsi="Calibri"/>
+          <w:rFonts w:ascii="Lexend" w:hAnsi="Lexend" w:eastAsia="Lexend" w:cs="Lexend"/>
           <w:color w:val="1B2A4A"/>
         </w:rPr>
         <w:t>5. Caveats and what this does not prove</w:t>
@@ -448,7 +465,7 @@
       </w:pPr>
       <w:r>
         <w:rPr>
-          <w:rFonts w:ascii="Calibri" w:hAnsi="Calibri"/>
+          <w:rFonts w:ascii="Nunito" w:hAnsi="Nunito" w:eastAsia="Nunito" w:cs="Nunito"/>
           <w:b w:val="0"/>
           <w:i w:val="0"/>
           <w:color w:val="222222"/>
@@ -463,7 +480,7 @@
       </w:pPr>
       <w:r>
         <w:rPr>
-          <w:rFonts w:ascii="Calibri" w:hAnsi="Calibri"/>
+          <w:rFonts w:ascii="Lexend" w:hAnsi="Lexend" w:eastAsia="Lexend" w:cs="Lexend"/>
           <w:color w:val="1B2A4A"/>
         </w:rPr>
         <w:t>6. Attachments</w:t>
@@ -475,7 +492,7 @@
       </w:pPr>
       <w:r>
         <w:rPr>
-          <w:rFonts w:ascii="Calibri" w:hAnsi="Calibri"/>
+          <w:rFonts w:ascii="Nunito" w:hAnsi="Nunito" w:eastAsia="Nunito" w:cs="Nunito"/>
           <w:b w:val="0"/>
           <w:i w:val="0"/>
           <w:color w:val="222222"/>
@@ -490,7 +507,7 @@
       </w:pPr>
       <w:r>
         <w:rPr>
-          <w:rFonts w:ascii="Calibri" w:hAnsi="Calibri"/>
+          <w:rFonts w:ascii="Nunito" w:hAnsi="Nunito" w:eastAsia="Nunito" w:cs="Nunito"/>
           <w:b w:val="0"/>
           <w:i w:val="0"/>
           <w:color w:val="222222"/>
@@ -876,7 +893,7 @@
       <w:spacing w:after="120" w:line="276" w:lineRule="auto"/>
     </w:pPr>
     <w:rPr>
-      <w:rFonts w:ascii="Calibri" w:hAnsi="Calibri"/>
+      <w:rFonts w:ascii="Nunito" w:hAnsi="Nunito" w:eastAsia="Nunito" w:cs="Nunito"/>
       <w:color w:val="222222"/>
       <w:sz w:val="22"/>
     </w:rPr>

--- a/Participants/4_Shared_Toolkit/Templates/Findings_Memo.docx
+++ b/Participants/4_Shared_Toolkit/Templates/Findings_Memo.docx
@@ -141,7 +141,7 @@
                 <w:color w:val="222222"/>
                 <w:sz w:val="20"/>
               </w:rPr>
-              <w:t>3.0 | July 2026</w:t>
+              <w:t>3.1 | July-September 2026</w:t>
             </w:r>
           </w:p>
         </w:tc>

--- a/Participants/4_Shared_Toolkit/Templates/Findings_Memo.docx
+++ b/Participants/4_Shared_Toolkit/Templates/Findings_Memo.docx
@@ -167,7 +167,7 @@
           <w:color w:val="222222"/>
           <w:sz w:val="22"/>
         </w:rPr>
-        <w:t>Workflow B completes one memo per Analysis Request. Write for a non-analyst. Do not attach the raw workbook.</w:t>
+        <w:t>OFFICIAL CHANNEL - Workflow B. Complete one memo per Analysis Request. Export to PDF and save in A_B_Exchange/ as Team_WSB_FMxx_Findings_vN.pdf. Update the Request Log to Returned. Do not attach the raw workbook. Write for a non-analyst.</w:t>
       </w:r>
     </w:p>
     <w:tbl>
@@ -288,7 +288,39 @@
                 <w:color w:val="1B2A4A"/>
                 <w:sz w:val="20"/>
               </w:rPr>
-              <w:t>Author</w:t>
+              <w:t>Author (name + role)</w:t>
+            </w:r>
+          </w:p>
+        </w:tc>
+        <w:tc>
+          <w:tcPr>
+            <w:tcW w:type="dxa" w:w="6624"/>
+          </w:tcPr>
+          <w:p>
+            <w:r>
+              <w:rPr>
+                <w:rFonts w:ascii="Nunito" w:hAnsi="Nunito" w:eastAsia="Nunito" w:cs="Nunito"/>
+                <w:color w:val="222222"/>
+                <w:sz w:val="20"/>
+              </w:rPr>
+            </w:r>
+          </w:p>
+        </w:tc>
+      </w:tr>
+      <w:tr>
+        <w:tc>
+          <w:tcPr>
+            <w:tcW w:type="dxa" w:w="2592"/>
+          </w:tcPr>
+          <w:p>
+            <w:r>
+              <w:rPr>
+                <w:rFonts w:ascii="Nunito" w:hAnsi="Nunito" w:eastAsia="Nunito" w:cs="Nunito"/>
+                <w:b/>
+                <w:color w:val="1B2A4A"/>
+                <w:sz w:val="20"/>
+              </w:rPr>
+              <w:t>Saved to A_B_Exchange? (Y/N)</w:t>
             </w:r>
           </w:p>
         </w:tc>
@@ -483,7 +515,7 @@
           <w:rFonts w:ascii="Lexend" w:hAnsi="Lexend" w:eastAsia="Lexend" w:cs="Lexend"/>
           <w:color w:val="1B2A4A"/>
         </w:rPr>
-        <w:t>6. Attachments</w:t>
+        <w:t>6. Implication for A's decision (optional one sentence)</w:t>
       </w:r>
     </w:p>
     <w:p>
@@ -498,7 +530,34 @@
           <w:color w:val="222222"/>
           <w:sz w:val="22"/>
         </w:rPr>
-        <w:t>List curated charts or summary tables only (max two recommended):</w:t>
+        <w:t>________________________________________________________________</w:t>
+      </w:r>
+    </w:p>
+    <w:p>
+      <w:pPr>
+        <w:pStyle w:val="Heading2"/>
+      </w:pPr>
+      <w:r>
+        <w:rPr>
+          <w:rFonts w:ascii="Lexend" w:hAnsi="Lexend" w:eastAsia="Lexend" w:cs="Lexend"/>
+          <w:color w:val="1B2A4A"/>
+        </w:rPr>
+        <w:t>7. Attachments</w:t>
+      </w:r>
+    </w:p>
+    <w:p>
+      <w:pPr>
+        <w:spacing w:after="120"/>
+      </w:pPr>
+      <w:r>
+        <w:rPr>
+          <w:rFonts w:ascii="Nunito" w:hAnsi="Nunito" w:eastAsia="Nunito" w:cs="Nunito"/>
+          <w:b w:val="0"/>
+          <w:i w:val="0"/>
+          <w:color w:val="222222"/>
+          <w:sz w:val="22"/>
+        </w:rPr>
+        <w:t>List curated charts or summary tables only (max two recommended). File names of any charts also saved in A_B_Exchange/:</w:t>
       </w:r>
     </w:p>
     <w:p>

--- a/Participants/4_Shared_Toolkit/Templates/Findings_Memo.docx
+++ b/Participants/4_Shared_Toolkit/Templates/Findings_Memo.docx
@@ -256,6 +256,39 @@
                 <w:color w:val="1B2A4A"/>
                 <w:sz w:val="20"/>
               </w:rPr>
+              <w:t>Follows Analysis Plan</w:t>
+            </w:r>
+          </w:p>
+        </w:tc>
+        <w:tc>
+          <w:tcPr>
+            <w:tcW w:type="dxa" w:w="6624"/>
+          </w:tcPr>
+          <w:p>
+            <w:r>
+              <w:rPr>
+                <w:rFonts w:ascii="Nunito" w:hAnsi="Nunito" w:eastAsia="Nunito" w:cs="Nunito"/>
+                <w:color w:val="222222"/>
+                <w:sz w:val="20"/>
+              </w:rPr>
+              <w:t>AP-__</w:t>
+            </w:r>
+          </w:p>
+        </w:tc>
+      </w:tr>
+      <w:tr>
+        <w:tc>
+          <w:tcPr>
+            <w:tcW w:type="dxa" w:w="2592"/>
+          </w:tcPr>
+          <w:p>
+            <w:r>
+              <w:rPr>
+                <w:rFonts w:ascii="Nunito" w:hAnsi="Nunito" w:eastAsia="Nunito" w:cs="Nunito"/>
+                <w:b/>
+                <w:color w:val="1B2A4A"/>
+                <w:sz w:val="20"/>
+              </w:rPr>
               <w:t>Date returned</w:t>
             </w:r>
           </w:p>
@@ -377,7 +410,7 @@
           <w:rFonts w:ascii="Lexend" w:hAnsi="Lexend" w:eastAsia="Lexend" w:cs="Lexend"/>
           <w:color w:val="1B2A4A"/>
         </w:rPr>
-        <w:t>2. Method (brief)</w:t>
+        <w:t>2. Method vs plan (brief)</w:t>
       </w:r>
     </w:p>
     <w:p>
@@ -392,7 +425,7 @@
           <w:color w:val="222222"/>
           <w:sz w:val="22"/>
         </w:rPr>
-        <w:t>Tables used, cleaning choices that affect this answer, sample note:</w:t>
+        <w:t>What you did relative to AP-xx; cleaning choices that affect this answer; definition note:</w:t>
       </w:r>
     </w:p>
     <w:p>
@@ -573,6 +606,21 @@
           <w:sz w:val="22"/>
         </w:rPr>
         <w:t>________________________________________________________________</w:t>
+      </w:r>
+    </w:p>
+    <w:p>
+      <w:pPr>
+        <w:spacing w:after="120"/>
+      </w:pPr>
+      <w:r>
+        <w:rPr>
+          <w:rFonts w:ascii="Nunito" w:hAnsi="Nunito" w:eastAsia="Nunito" w:cs="Nunito"/>
+          <w:b w:val="0"/>
+          <w:i/>
+          <w:color w:val="222222"/>
+          <w:sz w:val="20"/>
+        </w:rPr>
+        <w:t>Linked trail: Demand item __ / AP-__ / R-__ (fill all that apply).</w:t>
       </w:r>
     </w:p>
     <w:sectPr>
